--- a/Output/CCEOM_Cadeau_SAAMOU _ GENEZIO.docx
+++ b/Output/CCEOM_Cadeau_SAAMOU _ GENEZIO.docx
@@ -138,7 +138,7 @@
           <w:sz w:val="18"/>
           <w:b/>
         </w:rPr>
-        <w:t xml:space="preserve"> dit Saamou</w:t>
+        <w:t xml:space="preserve"> dit SAAMOU</w:t>
       </w:r>
       <w:r>
         <w:rPr>
@@ -1098,7 +1098,7 @@
           <w:szCs w:val="18"/>
           <w:b/>
         </w:rPr>
-        <w:t xml:space="preserve">TH Records</w:t>
+        <w:t xml:space="preserve">TH RECORDS</w:t>
       </w:r>
       <w:r>
         <w:rPr>
@@ -1364,7 +1364,7 @@
           <w:szCs w:val="18"/>
           <w:b/>
         </w:rPr>
-        <w:t xml:space="preserve">Bellum Publishing</w:t>
+        <w:t xml:space="preserve">BELLUM PUBLISHING</w:t>
       </w:r>
       <w:r>
         <w:rPr>
@@ -2629,7 +2629,7 @@
           <w:szCs w:val="18"/>
           <w:b/>
         </w:rPr>
-        <w:t xml:space="preserve">Warner Chapell Music France</w:t>
+        <w:t xml:space="preserve">WARNER CHAPELL MUSIC FRANCE</w:t>
       </w:r>
       <w:r>
         <w:rPr>
@@ -3060,7 +3060,7 @@
           <w:u w:val="single" w:color="FF0000"/>
           <w14:ligatures w14:val="none"/>
         </w:rPr>
-        <w:t xml:space="preserve">Paroles : Saamou et GENEZIO</w:t>
+        <w:t xml:space="preserve">Paroles : SAAMOU et GENEZIO</w:t>
       </w:r>
       <w:proofErr w:type="spellStart"/>
       <w:proofErr w:type="spellEnd"/>
@@ -6772,7 +6772,7 @@
                 <w:szCs w:val="18"/>
                 <w:color w:val="FF0000"/>
               </w:rPr>
-              <w:t xml:space="preserve">SISSOKO Moussa dit Saamou</w:t>
+              <w:t xml:space="preserve">SISSOKO Moussa dit SAAMOU</w:t>
             </w:r>
             <w:r>
               <w:rPr>
@@ -6815,7 +6815,7 @@
                 <w:szCs w:val="18"/>
                 <w:color w:val="FF0000"/>
               </w:rPr>
-              <w:t>25,00%</w:t>
+              <w:t>25.00%</w:t>
             </w:r>
           </w:p>
         </w:tc>
@@ -6840,7 +6840,7 @@
                 <w:szCs w:val="18"/>
                 <w:color w:val="FF0000"/>
               </w:rPr>
-              <w:t>25,00%</w:t>
+              <w:t>25.00%</w:t>
             </w:r>
           </w:p>
         </w:tc>
@@ -6865,7 +6865,7 @@
                 <w:szCs w:val="18"/>
                 <w:color w:val="FF0000"/>
               </w:rPr>
-              <w:t>25,00%</w:t>
+              <w:t>25.00%</w:t>
             </w:r>
           </w:p>
         </w:tc>
@@ -6936,7 +6936,7 @@
                 <w:szCs w:val="18"/>
                 <w:color w:val="FF0000"/>
               </w:rPr>
-              <w:t>25,00%</w:t>
+              <w:t>25.00%</w:t>
             </w:r>
           </w:p>
         </w:tc>
@@ -6961,7 +6961,7 @@
                 <w:szCs w:val="18"/>
                 <w:color w:val="FF0000"/>
               </w:rPr>
-              <w:t>25,00%</w:t>
+              <w:t>25.00%</w:t>
             </w:r>
           </w:p>
         </w:tc>
@@ -6986,7 +6986,7 @@
                 <w:szCs w:val="18"/>
                 <w:color w:val="FF0000"/>
               </w:rPr>
-              <w:t>25,00%</w:t>
+              <w:t>25.00%</w:t>
             </w:r>
           </w:p>
         </w:tc>
@@ -7057,7 +7057,7 @@
                 <w:szCs w:val="18"/>
                 <w:color w:val="FF0000"/>
               </w:rPr>
-              <w:t>16,67%</w:t>
+              <w:t>16.667%</w:t>
             </w:r>
           </w:p>
         </w:tc>
@@ -7082,7 +7082,7 @@
                 <w:szCs w:val="18"/>
                 <w:color w:val="FF0000"/>
               </w:rPr>
-              <w:t>16,67%</w:t>
+              <w:t>16.667%</w:t>
             </w:r>
           </w:p>
         </w:tc>
@@ -7107,7 +7107,7 @@
                 <w:szCs w:val="18"/>
                 <w:color w:val="FF0000"/>
               </w:rPr>
-              <w:t>16,67%</w:t>
+              <w:t>16.667%</w:t>
             </w:r>
           </w:p>
         </w:tc>
@@ -7178,7 +7178,7 @@
                 <w:szCs w:val="18"/>
                 <w:color w:val="FF0000"/>
               </w:rPr>
-              <w:t>16,67%</w:t>
+              <w:t>16.667%</w:t>
             </w:r>
           </w:p>
         </w:tc>
@@ -7203,7 +7203,7 @@
                 <w:szCs w:val="18"/>
                 <w:color w:val="FF0000"/>
               </w:rPr>
-              <w:t>16,67%</w:t>
+              <w:t>16.667%</w:t>
             </w:r>
           </w:p>
         </w:tc>
@@ -7228,7 +7228,7 @@
                 <w:szCs w:val="18"/>
                 <w:color w:val="FF0000"/>
               </w:rPr>
-              <w:t>16,67%</w:t>
+              <w:t>16.667%</w:t>
             </w:r>
           </w:p>
         </w:tc>
@@ -7299,7 +7299,7 @@
                 <w:szCs w:val="18"/>
                 <w:color w:val="FF0000"/>
               </w:rPr>
-              <w:t>16,67%</w:t>
+              <w:t>16.666%</w:t>
             </w:r>
           </w:p>
         </w:tc>
@@ -7324,7 +7324,7 @@
                 <w:szCs w:val="18"/>
                 <w:color w:val="FF0000"/>
               </w:rPr>
-              <w:t>16,67%</w:t>
+              <w:t>16.666%</w:t>
             </w:r>
           </w:p>
         </w:tc>
@@ -7349,7 +7349,7 @@
                 <w:szCs w:val="18"/>
                 <w:color w:val="FF0000"/>
               </w:rPr>
-              <w:t>16,67%</w:t>
+              <w:t>16.666%</w:t>
             </w:r>
           </w:p>
         </w:tc>
@@ -8193,7 +8193,7 @@
                 <w:szCs w:val="18"/>
                 <w:color w:val="FF0000"/>
               </w:rPr>
-              <w:t xml:space="preserve">SISSOKO Moussa dit Saamou</w:t>
+              <w:t xml:space="preserve">SISSOKO Moussa dit SAAMOU</w:t>
             </w:r>
             <w:r>
               <w:rPr>
@@ -8236,7 +8236,7 @@
                 <w:szCs w:val="18"/>
                 <w:color w:val="FF0000"/>
               </w:rPr>
-              <w:t>25,00%</w:t>
+              <w:t>25.00%</w:t>
             </w:r>
           </w:p>
         </w:tc>
@@ -8261,7 +8261,7 @@
                 <w:szCs w:val="18"/>
                 <w:color w:val="FF0000"/>
               </w:rPr>
-              <w:t>25,00%</w:t>
+              <w:t>25.00%</w:t>
             </w:r>
           </w:p>
         </w:tc>
@@ -8286,7 +8286,7 @@
                 <w:szCs w:val="18"/>
                 <w:color w:val="FF0000"/>
               </w:rPr>
-              <w:t>25,00%</w:t>
+              <w:t>25.00%</w:t>
             </w:r>
           </w:p>
         </w:tc>
@@ -8311,7 +8311,7 @@
                 <w:szCs w:val="18"/>
                 <w:color w:val="FF0000"/>
               </w:rPr>
-              <w:t>25,00%</w:t>
+              <w:t>25.00%</w:t>
             </w:r>
           </w:p>
         </w:tc>
@@ -8336,7 +8336,7 @@
                 <w:szCs w:val="18"/>
                 <w:color w:val="FF0000"/>
               </w:rPr>
-              <w:t>25,00%</w:t>
+              <w:t>25.00%</w:t>
             </w:r>
           </w:p>
         </w:tc>
@@ -8361,7 +8361,7 @@
                 <w:szCs w:val="18"/>
                 <w:color w:val="FF0000"/>
               </w:rPr>
-              <w:t>25,00%</w:t>
+              <w:t>25.00%</w:t>
             </w:r>
           </w:p>
         </w:tc>
@@ -8432,7 +8432,7 @@
                 <w:szCs w:val="18"/>
                 <w:color w:val="FF0000"/>
               </w:rPr>
-              <w:t>25,00%</w:t>
+              <w:t>25.00%</w:t>
             </w:r>
           </w:p>
         </w:tc>
@@ -8457,7 +8457,7 @@
                 <w:szCs w:val="18"/>
                 <w:color w:val="FF0000"/>
               </w:rPr>
-              <w:t>25,00%</w:t>
+              <w:t>25.00%</w:t>
             </w:r>
           </w:p>
         </w:tc>
@@ -8482,7 +8482,7 @@
                 <w:szCs w:val="18"/>
                 <w:color w:val="FF0000"/>
               </w:rPr>
-              <w:t>25,00%</w:t>
+              <w:t>25.00%</w:t>
             </w:r>
           </w:p>
         </w:tc>
@@ -8507,7 +8507,7 @@
                 <w:szCs w:val="18"/>
                 <w:color w:val="FF0000"/>
               </w:rPr>
-              <w:t>25,00%</w:t>
+              <w:t>25.00%</w:t>
             </w:r>
           </w:p>
         </w:tc>
@@ -8532,7 +8532,7 @@
                 <w:szCs w:val="18"/>
                 <w:color w:val="FF0000"/>
               </w:rPr>
-              <w:t>25,00%</w:t>
+              <w:t>25.00%</w:t>
             </w:r>
           </w:p>
         </w:tc>
@@ -8557,7 +8557,7 @@
                 <w:szCs w:val="18"/>
                 <w:color w:val="FF0000"/>
               </w:rPr>
-              <w:t>25,00%</w:t>
+              <w:t>25.00%</w:t>
             </w:r>
           </w:p>
         </w:tc>
@@ -8628,7 +8628,7 @@
                 <w:szCs w:val="18"/>
                 <w:color w:val="FF0000"/>
               </w:rPr>
-              <w:t>16,67%</w:t>
+              <w:t>16.667%</w:t>
             </w:r>
           </w:p>
         </w:tc>
@@ -8653,7 +8653,7 @@
                 <w:szCs w:val="18"/>
                 <w:color w:val="FF0000"/>
               </w:rPr>
-              <w:t>16,67%</w:t>
+              <w:t>16.667%</w:t>
             </w:r>
           </w:p>
         </w:tc>
@@ -8678,7 +8678,7 @@
                 <w:szCs w:val="18"/>
                 <w:color w:val="FF0000"/>
               </w:rPr>
-              <w:t>16,67%</w:t>
+              <w:t>16.667%</w:t>
             </w:r>
           </w:p>
         </w:tc>
@@ -8703,7 +8703,7 @@
                 <w:szCs w:val="18"/>
                 <w:color w:val="FF0000"/>
               </w:rPr>
-              <w:t>16,67%</w:t>
+              <w:t>16.667%</w:t>
             </w:r>
           </w:p>
         </w:tc>
@@ -8728,7 +8728,7 @@
                 <w:szCs w:val="18"/>
                 <w:color w:val="FF0000"/>
               </w:rPr>
-              <w:t>16,67%</w:t>
+              <w:t>16.667%</w:t>
             </w:r>
           </w:p>
         </w:tc>
@@ -8753,7 +8753,7 @@
                 <w:szCs w:val="18"/>
                 <w:color w:val="FF0000"/>
               </w:rPr>
-              <w:t>16,67%</w:t>
+              <w:t>16.667%</w:t>
             </w:r>
           </w:p>
         </w:tc>
@@ -8824,7 +8824,7 @@
                 <w:szCs w:val="18"/>
                 <w:color w:val="FF0000"/>
               </w:rPr>
-              <w:t>16,67%</w:t>
+              <w:t>16.667%</w:t>
             </w:r>
           </w:p>
         </w:tc>
@@ -8849,7 +8849,7 @@
                 <w:szCs w:val="18"/>
                 <w:color w:val="FF0000"/>
               </w:rPr>
-              <w:t>16,67%</w:t>
+              <w:t>16.667%</w:t>
             </w:r>
           </w:p>
         </w:tc>
@@ -8874,7 +8874,7 @@
                 <w:szCs w:val="18"/>
                 <w:color w:val="FF0000"/>
               </w:rPr>
-              <w:t>16,67%</w:t>
+              <w:t>16.667%</w:t>
             </w:r>
           </w:p>
         </w:tc>
@@ -8899,7 +8899,7 @@
                 <w:szCs w:val="18"/>
                 <w:color w:val="FF0000"/>
               </w:rPr>
-              <w:t>16,67%</w:t>
+              <w:t>16.667%</w:t>
             </w:r>
           </w:p>
         </w:tc>
@@ -8924,7 +8924,7 @@
                 <w:szCs w:val="18"/>
                 <w:color w:val="FF0000"/>
               </w:rPr>
-              <w:t>16,67%</w:t>
+              <w:t>16.667%</w:t>
             </w:r>
           </w:p>
         </w:tc>
@@ -8949,7 +8949,7 @@
                 <w:szCs w:val="18"/>
                 <w:color w:val="FF0000"/>
               </w:rPr>
-              <w:t>16,67%</w:t>
+              <w:t>16.667%</w:t>
             </w:r>
           </w:p>
         </w:tc>
@@ -9020,7 +9020,7 @@
                 <w:szCs w:val="18"/>
                 <w:color w:val="FF0000"/>
               </w:rPr>
-              <w:t>16,67%</w:t>
+              <w:t>16.666%</w:t>
             </w:r>
           </w:p>
         </w:tc>
@@ -9045,7 +9045,7 @@
                 <w:szCs w:val="18"/>
                 <w:color w:val="FF0000"/>
               </w:rPr>
-              <w:t>16,67%</w:t>
+              <w:t>16.666%</w:t>
             </w:r>
           </w:p>
         </w:tc>
@@ -9070,7 +9070,7 @@
                 <w:szCs w:val="18"/>
                 <w:color w:val="FF0000"/>
               </w:rPr>
-              <w:t>16,67%</w:t>
+              <w:t>16.666%</w:t>
             </w:r>
           </w:p>
         </w:tc>
@@ -9095,7 +9095,7 @@
                 <w:szCs w:val="18"/>
                 <w:color w:val="FF0000"/>
               </w:rPr>
-              <w:t>16,67%</w:t>
+              <w:t>16.666%</w:t>
             </w:r>
           </w:p>
         </w:tc>
@@ -9120,7 +9120,7 @@
                 <w:szCs w:val="18"/>
                 <w:color w:val="FF0000"/>
               </w:rPr>
-              <w:t>16,67%</w:t>
+              <w:t>16.666%</w:t>
             </w:r>
           </w:p>
         </w:tc>
@@ -9145,7 +9145,7 @@
                 <w:szCs w:val="18"/>
                 <w:color w:val="FF0000"/>
               </w:rPr>
-              <w:t>16,67%</w:t>
+              <w:t>16.666%</w:t>
             </w:r>
           </w:p>
         </w:tc>
@@ -11261,7 +11261,7 @@
                 <w:szCs w:val="18"/>
                 <w:color w:val="FF0000"/>
               </w:rPr>
-              <w:t xml:space="preserve">TH Records</w:t>
+              <w:t xml:space="preserve">TH RECORDS</w:t>
               <w:br/>
               <w:t xml:space="preserve">Editeur</w:t>
               <w:br/>
@@ -11297,7 +11297,7 @@
                 <w:szCs w:val="18"/>
                 <w:color w:val="FF0000"/>
               </w:rPr>
-              <w:t xml:space="preserve">Bellum Publishing</w:t>
+              <w:t xml:space="preserve">BELLUM PUBLISHING</w:t>
               <w:br/>
               <w:t xml:space="preserve">Editeur</w:t>
               <w:br/>
@@ -11479,7 +11479,7 @@
                 <w:szCs w:val="18"/>
                 <w:color w:val="FF0000"/>
               </w:rPr>
-              <w:t xml:space="preserve">Warner Chapell Music France</w:t>
+              <w:t xml:space="preserve">WARNER CHAPELL MUSIC FRANCE</w:t>
               <w:br/>
               <w:t xml:space="preserve">Editeur</w:t>
               <w:br/>
